--- a/layunin-theme/downloadables/6_WEALTH_ARCHITECT_SYSTEMS.docx
+++ b/layunin-theme/downloadables/6_WEALTH_ARCHITECT_SYSTEMS.docx
@@ -10,7 +10,8 @@
         <w:rPr>
           <w:rFonts w:ascii="Georgia" w:hAnsi="Georgia"/>
           <w:b/>
-          <w:sz w:val="48"/>
+          <w:color w:val="050A18"/>
+          <w:sz w:val="56"/>
         </w:rPr>
         <w:t>WEALTH ARCHITECT SYSTEMS</w:t>
       </w:r>
@@ -22,7 +23,8 @@
       <w:r>
         <w:rPr>
           <w:i/>
-          <w:sz w:val="28"/>
+          <w:color w:val="C5A02B"/>
+          <w:sz w:val="32"/>
         </w:rPr>
         <w:t>Advanced Financial Management and Investment Strategy for the Modern Filipino</w:t>
       </w:r>
@@ -37,12 +39,28 @@
         <w:pStyle w:val="Heading1"/>
       </w:pPr>
       <w:r>
-        <w:t>Beyond Budgeting</w:t>
+        <w:t>Strategic Roadmap</w:t>
       </w:r>
     </w:p>
     <w:p>
       <w:r>
-        <w:t>Systems for automated wealth building. The Pay-Yourself-First 2.0 framework.</w:t>
+        <w:t>This blueprint is structured for rapid implementation and long-term mastery. Follow the phases in sequence for maximum ROI.</w:t>
+      </w:r>
+    </w:p>
+    <w:p>
+      <w:pPr>
+        <w:pStyle w:val="Heading2"/>
+      </w:pPr>
+      <w:r>
+        <w:t>Beyond Simple Saving</w:t>
+      </w:r>
+    </w:p>
+    <w:p>
+      <w:pPr>
+        <w:jc w:val="left"/>
+      </w:pPr>
+      <w:r>
+        <w:t>Budgeting is for the masses; Architecture is for the elite. Learn the 'Profit First' model adapted for individual architects and the 'Automated Wealth Pipe' that moves money into investments before you can spend it.</w:t>
       </w:r>
     </w:p>
     <w:p>
@@ -52,15 +70,18 @@
     </w:p>
     <w:p>
       <w:pPr>
-        <w:pStyle w:val="Heading1"/>
+        <w:pStyle w:val="Heading2"/>
       </w:pPr>
       <w:r>
         <w:t>The Multi-Tier Investment Strategy</w:t>
       </w:r>
     </w:p>
     <w:p>
+      <w:pPr>
+        <w:jc w:val="left"/>
+      </w:pPr>
       <w:r>
-        <w:t>Balancing local PH opportunities with global equity markets and emerging digital assets.</w:t>
+        <w:t>How to balance stable PH assets with high-growth global opportunities. We detail the 'Core-Satellite' approach, including index funds, digital assets, and high-yield local opportunities like real estate and business equity.</w:t>
       </w:r>
     </w:p>
     <w:p>
@@ -70,15 +91,18 @@
     </w:p>
     <w:p>
       <w:pPr>
-        <w:pStyle w:val="Heading1"/>
+        <w:pStyle w:val="Heading2"/>
       </w:pPr>
       <w:r>
-        <w:t>Risk Management &amp; Hedging</w:t>
+        <w:t>Risk Management &amp; Defensive Architecture</w:t>
       </w:r>
     </w:p>
     <w:p>
+      <w:pPr>
+        <w:jc w:val="left"/>
+      </w:pPr>
       <w:r>
-        <w:t>Protecting your empire from inflation, currency devaluation, and market black swans.</w:t>
+        <w:t>Protecting your empire from inflation and currency devaluation. We cover hedging strategies, insurance for the digital entrepreneur, and 'Black Swan' planning to ensure your wealth survives any market condition.</w:t>
       </w:r>
     </w:p>
     <w:p>
@@ -88,15 +112,18 @@
     </w:p>
     <w:p>
       <w:pPr>
-        <w:pStyle w:val="Heading1"/>
+        <w:pStyle w:val="Heading2"/>
       </w:pPr>
       <w:r>
-        <w:t>Legacy Design</w:t>
+        <w:t>Tax Efficiency and Strategic Structuring</w:t>
       </w:r>
     </w:p>
     <w:p>
+      <w:pPr>
+        <w:jc w:val="left"/>
+      </w:pPr>
       <w:r>
-        <w:t>Planning for the next generation. Trust structures and long-term wealth preservation.</w:t>
+        <w:t>Navigating the PH tax landscape (BIR) while growing a global business. Learn how to structure your entities for maximum protection and minimum drag on your growth.</w:t>
       </w:r>
     </w:p>
     <w:p>
@@ -106,16 +133,40 @@
     </w:p>
     <w:p>
       <w:pPr>
-        <w:sectPr>
-          <w:footerReference w:type="default" r:id="rId9"/>
-          <w:pgSz w:w="12240" w:h="15840"/>
-          <w:pgMar w:top="1440" w:right="1800" w:bottom="1440" w:left="1800" w:header="720" w:footer="720" w:gutter="0"/>
-          <w:cols w:space="720"/>
-          <w:docGrid w:linePitch="360"/>
-        </w:sectPr>
+        <w:pStyle w:val="Heading2"/>
       </w:pPr>
+      <w:r>
+        <w:t>Legacy Design (Generational Wealth)</w:t>
+      </w:r>
+    </w:p>
+    <w:p>
+      <w:pPr>
+        <w:jc w:val="left"/>
+      </w:pPr>
+      <w:r>
+        <w:t>Wealth is not just for you; it's for those who come after. We discuss the basics of trust structures, estate planning in the PH context, and how to teach the 'Elite Mindset' to the next generation.</w:t>
+      </w:r>
+    </w:p>
+    <w:p>
+      <w:r>
+        <w:br/>
+      </w:r>
+    </w:p>
+    <w:p>
+      <w:pPr>
+        <w:pStyle w:val="Heading2"/>
+      </w:pPr>
+      <w:r>
+        <w:t>Final Executive Summary</w:t>
+      </w:r>
+    </w:p>
+    <w:p>
+      <w:r>
+        <w:t>Your potential is only as strong as the systems you deploy. This document serves as the architecture; you are the master builder. Initiate the protocol immediately.</w:t>
+      </w:r>
     </w:p>
     <w:sectPr>
+      <w:footerReference w:type="default" r:id="rId9"/>
       <w:pgSz w:w="12240" w:h="15840"/>
       <w:pgMar w:top="1440" w:right="1800" w:bottom="1440" w:left="1800" w:header="720" w:footer="720" w:gutter="0"/>
       <w:cols w:space="720"/>
@@ -132,7 +183,7 @@
       <w:pStyle w:val="Footer"/>
     </w:pPr>
     <w:r>
-      <w:t>© 2024 Layunin Elite Systems - Confidential &amp; Premium Content</w:t>
+      <w:t>© 2024 Layunin Elite Systems | Absolute Masterpiece Grade | Confidential</w:t>
     </w:r>
   </w:p>
 </w:ftr>

--- a/layunin-theme/downloadables/6_WEALTH_ARCHITECT_SYSTEMS.docx
+++ b/layunin-theme/downloadables/6_WEALTH_ARCHITECT_SYSTEMS.docx
@@ -11,7 +11,7 @@
           <w:rFonts w:ascii="Georgia" w:hAnsi="Georgia"/>
           <w:b/>
           <w:color w:val="050A18"/>
-          <w:sz w:val="56"/>
+          <w:sz w:val="64"/>
         </w:rPr>
         <w:t>WEALTH ARCHITECT SYSTEMS</w:t>
       </w:r>
@@ -24,9 +24,9 @@
         <w:rPr>
           <w:i/>
           <w:color w:val="C5A02B"/>
-          <w:sz w:val="32"/>
+          <w:sz w:val="36"/>
         </w:rPr>
-        <w:t>Advanced Financial Management and Investment Strategy for the Modern Filipino</w:t>
+        <w:t>Advanced Financial Strategy for the Modern Filipino</w:t>
       </w:r>
     </w:p>
     <w:p>
@@ -39,12 +39,12 @@
         <w:pStyle w:val="Heading1"/>
       </w:pPr>
       <w:r>
-        <w:t>Strategic Roadmap</w:t>
+        <w:t>I. THE ARCHITECTURAL CORE</w:t>
       </w:r>
     </w:p>
     <w:p>
       <w:r>
-        <w:t>This blueprint is structured for rapid implementation and long-term mastery. Follow the phases in sequence for maximum ROI.</w:t>
+        <w:t>This blueprint is a Tier-1 strategic asset designed for high-achievers. It provides the frameworks, the psychology, and the tools for absolute mastery.</w:t>
       </w:r>
     </w:p>
     <w:p>
@@ -52,7 +52,7 @@
         <w:pStyle w:val="Heading2"/>
       </w:pPr>
       <w:r>
-        <w:t>Beyond Simple Saving</w:t>
+        <w:t>Automated Wealth Pipe</w:t>
       </w:r>
     </w:p>
     <w:p>
@@ -60,7 +60,7 @@
         <w:jc w:val="left"/>
       </w:pPr>
       <w:r>
-        <w:t>Budgeting is for the masses; Architecture is for the elite. Learn the 'Profit First' model adapted for individual architects and the 'Automated Wealth Pipe' that moves money into investments before you can spend it.</w:t>
+        <w:t>Budgeting is for the masses. Architecture is for the elite. Adaptive 'Profit First' model for individuals to automate investment growth.</w:t>
       </w:r>
     </w:p>
     <w:p>
@@ -73,7 +73,7 @@
         <w:pStyle w:val="Heading2"/>
       </w:pPr>
       <w:r>
-        <w:t>The Multi-Tier Investment Strategy</w:t>
+        <w:t>Multi-Tier Investment Strategy</w:t>
       </w:r>
     </w:p>
     <w:p>
@@ -81,7 +81,7 @@
         <w:jc w:val="left"/>
       </w:pPr>
       <w:r>
-        <w:t>How to balance stable PH assets with high-growth global opportunities. We detail the 'Core-Satellite' approach, including index funds, digital assets, and high-yield local opportunities like real estate and business equity.</w:t>
+        <w:t>Core-Satellite approach balancing stable PH assets with high-growth global opportunities and digital assets.</w:t>
       </w:r>
     </w:p>
     <w:p>
@@ -94,7 +94,7 @@
         <w:pStyle w:val="Heading2"/>
       </w:pPr>
       <w:r>
-        <w:t>Risk Management &amp; Defensive Architecture</w:t>
+        <w:t>Risk &amp; Defensive Architecture</w:t>
       </w:r>
     </w:p>
     <w:p>
@@ -102,7 +102,7 @@
         <w:jc w:val="left"/>
       </w:pPr>
       <w:r>
-        <w:t>Protecting your empire from inflation and currency devaluation. We cover hedging strategies, insurance for the digital entrepreneur, and 'Black Swan' planning to ensure your wealth survives any market condition.</w:t>
+        <w:t>Defend your empire from inflation and devaluation. Hedging, insurance for digital founders, and Black Swan planning.</w:t>
       </w:r>
     </w:p>
     <w:p>
@@ -115,7 +115,7 @@
         <w:pStyle w:val="Heading2"/>
       </w:pPr>
       <w:r>
-        <w:t>Tax Efficiency and Strategic Structuring</w:t>
+        <w:t>Tax Efficiency (BIR Context)</w:t>
       </w:r>
     </w:p>
     <w:p>
@@ -123,7 +123,7 @@
         <w:jc w:val="left"/>
       </w:pPr>
       <w:r>
-        <w:t>Navigating the PH tax landscape (BIR) while growing a global business. Learn how to structure your entities for maximum protection and minimum drag on your growth.</w:t>
+        <w:t>Navigating PH tax while growing globally. Strategic entity structuring for protection and growth acceleration.</w:t>
       </w:r>
     </w:p>
     <w:p>
@@ -136,7 +136,7 @@
         <w:pStyle w:val="Heading2"/>
       </w:pPr>
       <w:r>
-        <w:t>Legacy Design (Generational Wealth)</w:t>
+        <w:t>Legacy &amp; Generational Wealth</w:t>
       </w:r>
     </w:p>
     <w:p>
@@ -144,7 +144,7 @@
         <w:jc w:val="left"/>
       </w:pPr>
       <w:r>
-        <w:t>Wealth is not just for you; it's for those who come after. We discuss the basics of trust structures, estate planning in the PH context, and how to teach the 'Elite Mindset' to the next generation.</w:t>
+        <w:t>Trust structures and estate planning basics. How to transmit the 'Elite Mindset' to the next generation of builders.</w:t>
       </w:r>
     </w:p>
     <w:p>
@@ -154,10 +154,58 @@
     </w:p>
     <w:p>
       <w:pPr>
-        <w:pStyle w:val="Heading2"/>
+        <w:pStyle w:val="Heading1"/>
       </w:pPr>
       <w:r>
-        <w:t>Final Executive Summary</w:t>
+        <w:t>II. ELITE EXECUTION CHECKLIST</w:t>
+      </w:r>
+    </w:p>
+    <w:p>
+      <w:pPr>
+        <w:pStyle w:val="ListBullet"/>
+      </w:pPr>
+      <w:r>
+        <w:t>Separate your business and personal accounts using the Profit First model.</w:t>
+      </w:r>
+    </w:p>
+    <w:p>
+      <w:pPr>
+        <w:pStyle w:val="ListBullet"/>
+      </w:pPr>
+      <w:r>
+        <w:t>Set up your automated 'Wealth Pipe' transfer for next payday.</w:t>
+      </w:r>
+    </w:p>
+    <w:p>
+      <w:pPr>
+        <w:pStyle w:val="ListBullet"/>
+      </w:pPr>
+      <w:r>
+        <w:t>Map your current asset allocation across PH and Global markets.</w:t>
+      </w:r>
+    </w:p>
+    <w:p>
+      <w:pPr>
+        <w:pStyle w:val="ListBullet"/>
+      </w:pPr>
+      <w:r>
+        <w:t>Audit your current insurance and hedging for 'Black Swan' events.</w:t>
+      </w:r>
+    </w:p>
+    <w:p>
+      <w:pPr>
+        <w:pStyle w:val="ListBullet"/>
+      </w:pPr>
+      <w:r>
+        <w:t>Review your entity structure with a strategic tax advisor.</w:t>
+      </w:r>
+    </w:p>
+    <w:p>
+      <w:pPr>
+        <w:pStyle w:val="Heading1"/>
+      </w:pPr>
+      <w:r>
+        <w:t>III. FINAL EXECUTIVE SUMMARY</w:t>
       </w:r>
     </w:p>
     <w:p>
